--- a/src/memoriales/templates/base.docx
+++ b/src/memoriales/templates/base.docx
@@ -312,9 +312,39 @@
     </w:p>
     <w:p>
       <w:pPr>
+        <w:pStyle w:val="Normal"/>
+        <w:spacing w:lineRule="auto" w:line="259" w:before="0" w:after="160"/>
+        <w:jc w:val="both"/>
+        <w:rPr>
+          <w:rFonts w:ascii="Arial" w:hAnsi="Arial" w:eastAsia="" w:cs="Arial" w:eastAsiaTheme="minorEastAsia"/>
+          <w:sz w:val="22"/>
+          <w:szCs w:val="22"/>
+          <w:lang w:val="es-CO" w:eastAsia="es-CO"/>
+        </w:rPr>
+      </w:pPr>
+      <w:r>
+        <w:rPr>
+          <w:rFonts w:eastAsia="" w:cs="Arial" w:eastAsiaTheme="minorEastAsia"/>
+          <w:sz w:val="22"/>
+          <w:szCs w:val="22"/>
+          <w:lang w:val="es-CO" w:eastAsia="es-CO"/>
+        </w:rPr>
+        <w:t>Estimado(a) Señor(a) Juez(a).</w:t>
+      </w:r>
+    </w:p>
+    <w:p>
+      <w:pPr>
         <w:pStyle w:val="BodyText"/>
         <w:rPr/>
       </w:pPr>
+      <w:r>
+        <w:rPr>
+          <w:rFonts w:cs="Arial"/>
+          <w:sz w:val="22"/>
+          <w:szCs w:val="22"/>
+        </w:rPr>
+        <w:t xml:space="preserve">En mi calidad de apoderada judicial de la parte actora, en el proceso de la referencia, con el debido respeto, de conformidad con instrucciones impartidas por el Banco actor, </w:t>
+      </w:r>
       <w:r>
         <w:rPr/>
         <w:t>{{ texto_solicitud }}</w:t>
@@ -595,7 +625,7 @@
                       <w:txbxContent>
                         <w:p>
                           <w:pPr>
-                            <w:pStyle w:val="Contenidodelmarcouser"/>
+                            <w:pStyle w:val="Contenidodelmarco"/>
                             <w:spacing w:before="26" w:after="0"/>
                             <w:ind w:start="20"/>
                             <w:rPr>
@@ -842,7 +872,7 @@
                 <w:txbxContent>
                   <w:p>
                     <w:pPr>
-                      <w:pStyle w:val="Contenidodelmarcouser"/>
+                      <w:pStyle w:val="Contenidodelmarco"/>
                       <w:spacing w:before="26" w:after="0"/>
                       <w:ind w:start="20"/>
                       <w:rPr>
@@ -1118,7 +1148,7 @@
                       <w:txbxContent>
                         <w:p>
                           <w:pPr>
-                            <w:pStyle w:val="Contenidodelmarcouser"/>
+                            <w:pStyle w:val="Contenidodelmarco"/>
                             <w:spacing w:before="27" w:after="0"/>
                             <w:ind w:start="20"/>
                             <w:rPr>
@@ -1200,7 +1230,7 @@
                 <w:txbxContent>
                   <w:p>
                     <w:pPr>
-                      <w:pStyle w:val="Contenidodelmarcouser"/>
+                      <w:pStyle w:val="Contenidodelmarco"/>
                       <w:spacing w:before="27" w:after="0"/>
                       <w:ind w:start="20"/>
                       <w:rPr>
@@ -1394,7 +1424,7 @@
                       <w:txbxContent>
                         <w:p>
                           <w:pPr>
-                            <w:pStyle w:val="Contenidodelmarcouser"/>
+                            <w:pStyle w:val="Contenidodelmarco"/>
                             <w:spacing w:before="26" w:after="0"/>
                             <w:ind w:start="20"/>
                             <w:rPr>
@@ -1641,7 +1671,7 @@
                 <w:txbxContent>
                   <w:p>
                     <w:pPr>
-                      <w:pStyle w:val="Contenidodelmarcouser"/>
+                      <w:pStyle w:val="Contenidodelmarco"/>
                       <w:spacing w:before="26" w:after="0"/>
                       <w:ind w:start="20"/>
                       <w:rPr>
@@ -1917,7 +1947,7 @@
                       <w:txbxContent>
                         <w:p>
                           <w:pPr>
-                            <w:pStyle w:val="Contenidodelmarcouser"/>
+                            <w:pStyle w:val="Contenidodelmarco"/>
                             <w:spacing w:before="27" w:after="0"/>
                             <w:ind w:start="20"/>
                             <w:rPr>
@@ -1999,7 +2029,7 @@
                 <w:txbxContent>
                   <w:p>
                     <w:pPr>
-                      <w:pStyle w:val="Contenidodelmarcouser"/>
+                      <w:pStyle w:val="Contenidodelmarco"/>
                       <w:spacing w:before="27" w:after="0"/>
                       <w:ind w:start="20"/>
                       <w:rPr>
@@ -2852,15 +2882,15 @@
     </w:pPr>
     <w:rPr/>
   </w:style>
-  <w:style w:type="paragraph" w:styleId="Cabeceraypieuser">
-    <w:name w:val="Cabecera y pie (user)"/>
+  <w:style w:type="paragraph" w:styleId="Cabeceraypie">
+    <w:name w:val="Cabecera y pie"/>
     <w:basedOn w:val="Normal"/>
     <w:qFormat/>
     <w:pPr/>
     <w:rPr/>
   </w:style>
-  <w:style w:type="paragraph" w:styleId="Cabeceraypie">
-    <w:name w:val="Cabecera y pie"/>
+  <w:style w:type="paragraph" w:styleId="Cabeceraypieuser">
+    <w:name w:val="Cabecera y pie (user)"/>
     <w:basedOn w:val="Normal"/>
     <w:qFormat/>
     <w:pPr/>
@@ -2914,6 +2944,13 @@
       <w:lang w:val="es-CO" w:eastAsia="es-CO" w:bidi="ar-SA"/>
     </w:rPr>
   </w:style>
+  <w:style w:type="paragraph" w:styleId="Contenidodelmarco">
+    <w:name w:val="Contenido del marco"/>
+    <w:basedOn w:val="Normal"/>
+    <w:qFormat/>
+    <w:pPr/>
+    <w:rPr/>
+  </w:style>
   <w:style w:type="paragraph" w:styleId="Contenidodelmarcouser">
     <w:name w:val="Contenido del marco (user)"/>
     <w:basedOn w:val="Normal"/>
@@ -2921,15 +2958,8 @@
     <w:pPr/>
     <w:rPr/>
   </w:style>
-  <w:style w:type="paragraph" w:styleId="Contenidodelmarco">
-    <w:name w:val="Contenido del marco"/>
-    <w:basedOn w:val="Normal"/>
-    <w:qFormat/>
-    <w:pPr/>
-    <w:rPr/>
-  </w:style>
-  <w:style w:type="numbering" w:styleId="Ningunalistauser" w:default="1">
-    <w:name w:val="Ninguna lista (user)"/>
+  <w:style w:type="numbering" w:styleId="Ningunalista" w:default="1">
+    <w:name w:val="Ninguna lista"/>
     <w:uiPriority w:val="99"/>
     <w:semiHidden/>
     <w:unhideWhenUsed/>

--- a/src/memoriales/templates/base.docx
+++ b/src/memoriales/templates/base.docx
@@ -204,13 +204,6 @@
           <w:lang w:val="es-ES"/>
         </w:rPr>
         <w:t>Referencia. PROCESO EJECUTIVO {{ tipo_proceso }} DE {{ cuantia_value }} DE BANCOLOMBIA S.A Contra {{ deudor.nombre }}</w:t>
-      </w:r>
-      <w:r>
-        <w:rPr>
-          <w:b/>
-          <w:bCs/>
-        </w:rPr>
-        <w:t xml:space="preserve"> - OFICIOS MEDIDAS CAUTELARES-</w:t>
       </w:r>
     </w:p>
     <w:p>
@@ -538,7 +531,7 @@
     </w:pPr>
     <w:r>
       <w:drawing>
-        <wp:anchor distT="0" distB="0" distL="0" distR="0" simplePos="0" relativeHeight="4" behindDoc="1" locked="0" layoutInCell="0" allowOverlap="1">
+        <wp:anchor distT="0" distB="0" distL="0" distR="0" simplePos="0" relativeHeight="2" behindDoc="1" locked="0" layoutInCell="0" allowOverlap="1">
           <wp:simplePos x="0" y="0"/>
           <wp:positionH relativeFrom="page">
             <wp:posOffset>2112645</wp:posOffset>
@@ -586,7 +579,7 @@
       <mc:AlternateContent>
         <mc:Choice Requires="wps">
           <w:drawing>
-            <wp:anchor distT="635" distB="0" distL="635" distR="0" simplePos="0" relativeHeight="5" behindDoc="1" locked="0" layoutInCell="0" allowOverlap="1" wp14:anchorId="7F9E8DD1">
+            <wp:anchor distT="635" distB="0" distL="635" distR="0" simplePos="0" relativeHeight="3" behindDoc="1" locked="0" layoutInCell="0" allowOverlap="1" wp14:anchorId="7F9E8DD1">
               <wp:simplePos x="0" y="0"/>
               <wp:positionH relativeFrom="page">
                 <wp:posOffset>2505710</wp:posOffset>
@@ -625,7 +618,7 @@
                       <w:txbxContent>
                         <w:p>
                           <w:pPr>
-                            <w:pStyle w:val="Contenidodelmarco"/>
+                            <w:pStyle w:val="Contenidodelmarcouser"/>
                             <w:spacing w:before="26" w:after="0"/>
                             <w:ind w:start="20"/>
                             <w:rPr>
@@ -872,7 +865,7 @@
                 <w:txbxContent>
                   <w:p>
                     <w:pPr>
-                      <w:pStyle w:val="Contenidodelmarco"/>
+                      <w:pStyle w:val="Contenidodelmarcouser"/>
                       <w:spacing w:before="26" w:after="0"/>
                       <w:ind w:start="20"/>
                       <w:rPr>
@@ -1109,7 +1102,7 @@
       <mc:AlternateContent>
         <mc:Choice Requires="wps">
           <w:drawing>
-            <wp:anchor distT="0" distB="0" distL="635" distR="0" simplePos="0" relativeHeight="8" behindDoc="1" locked="0" layoutInCell="0" allowOverlap="1" wp14:anchorId="32AB9B48">
+            <wp:anchor distT="0" distB="0" distL="635" distR="0" simplePos="0" relativeHeight="6" behindDoc="1" locked="0" layoutInCell="0" allowOverlap="1" wp14:anchorId="32AB9B48">
               <wp:simplePos x="0" y="0"/>
               <wp:positionH relativeFrom="page">
                 <wp:posOffset>6552565</wp:posOffset>
@@ -1148,7 +1141,7 @@
                       <w:txbxContent>
                         <w:p>
                           <w:pPr>
-                            <w:pStyle w:val="Contenidodelmarco"/>
+                            <w:pStyle w:val="Contenidodelmarcouser"/>
                             <w:spacing w:before="27" w:after="0"/>
                             <w:ind w:start="20"/>
                             <w:rPr>
@@ -1230,7 +1223,7 @@
                 <w:txbxContent>
                   <w:p>
                     <w:pPr>
-                      <w:pStyle w:val="Contenidodelmarco"/>
+                      <w:pStyle w:val="Contenidodelmarcouser"/>
                       <w:spacing w:before="27" w:after="0"/>
                       <w:ind w:start="20"/>
                       <w:rPr>
@@ -1337,7 +1330,7 @@
     </w:pPr>
     <w:r>
       <w:drawing>
-        <wp:anchor distT="0" distB="0" distL="0" distR="0" simplePos="0" relativeHeight="4" behindDoc="1" locked="0" layoutInCell="0" allowOverlap="1">
+        <wp:anchor distT="0" distB="0" distL="0" distR="0" simplePos="0" relativeHeight="2" behindDoc="1" locked="0" layoutInCell="0" allowOverlap="1">
           <wp:simplePos x="0" y="0"/>
           <wp:positionH relativeFrom="page">
             <wp:posOffset>2112645</wp:posOffset>
@@ -1385,7 +1378,7 @@
       <mc:AlternateContent>
         <mc:Choice Requires="wps">
           <w:drawing>
-            <wp:anchor distT="635" distB="0" distL="635" distR="0" simplePos="0" relativeHeight="5" behindDoc="1" locked="0" layoutInCell="0" allowOverlap="1" wp14:anchorId="7F9E8DD1">
+            <wp:anchor distT="635" distB="0" distL="635" distR="0" simplePos="0" relativeHeight="3" behindDoc="1" locked="0" layoutInCell="0" allowOverlap="1" wp14:anchorId="7F9E8DD1">
               <wp:simplePos x="0" y="0"/>
               <wp:positionH relativeFrom="page">
                 <wp:posOffset>2505710</wp:posOffset>
@@ -1424,7 +1417,7 @@
                       <w:txbxContent>
                         <w:p>
                           <w:pPr>
-                            <w:pStyle w:val="Contenidodelmarco"/>
+                            <w:pStyle w:val="Contenidodelmarcouser"/>
                             <w:spacing w:before="26" w:after="0"/>
                             <w:ind w:start="20"/>
                             <w:rPr>
@@ -1671,7 +1664,7 @@
                 <w:txbxContent>
                   <w:p>
                     <w:pPr>
-                      <w:pStyle w:val="Contenidodelmarco"/>
+                      <w:pStyle w:val="Contenidodelmarcouser"/>
                       <w:spacing w:before="26" w:after="0"/>
                       <w:ind w:start="20"/>
                       <w:rPr>
@@ -1908,7 +1901,7 @@
       <mc:AlternateContent>
         <mc:Choice Requires="wps">
           <w:drawing>
-            <wp:anchor distT="0" distB="0" distL="635" distR="0" simplePos="0" relativeHeight="8" behindDoc="1" locked="0" layoutInCell="0" allowOverlap="1" wp14:anchorId="32AB9B48">
+            <wp:anchor distT="0" distB="0" distL="635" distR="0" simplePos="0" relativeHeight="6" behindDoc="1" locked="0" layoutInCell="0" allowOverlap="1" wp14:anchorId="32AB9B48">
               <wp:simplePos x="0" y="0"/>
               <wp:positionH relativeFrom="page">
                 <wp:posOffset>6552565</wp:posOffset>
@@ -1947,7 +1940,7 @@
                       <w:txbxContent>
                         <w:p>
                           <w:pPr>
-                            <w:pStyle w:val="Contenidodelmarco"/>
+                            <w:pStyle w:val="Contenidodelmarcouser"/>
                             <w:spacing w:before="27" w:after="0"/>
                             <w:ind w:start="20"/>
                             <w:rPr>
@@ -2029,7 +2022,7 @@
                 <w:txbxContent>
                   <w:p>
                     <w:pPr>
-                      <w:pStyle w:val="Contenidodelmarco"/>
+                      <w:pStyle w:val="Contenidodelmarcouser"/>
                       <w:spacing w:before="27" w:after="0"/>
                       <w:ind w:start="20"/>
                       <w:rPr>
@@ -2882,15 +2875,15 @@
     </w:pPr>
     <w:rPr/>
   </w:style>
-  <w:style w:type="paragraph" w:styleId="Cabeceraypie">
-    <w:name w:val="Cabecera y pie"/>
+  <w:style w:type="paragraph" w:styleId="Cabeceraypieuser">
+    <w:name w:val="Cabecera y pie (user)"/>
     <w:basedOn w:val="Normal"/>
     <w:qFormat/>
     <w:pPr/>
     <w:rPr/>
   </w:style>
-  <w:style w:type="paragraph" w:styleId="Cabeceraypieuser">
-    <w:name w:val="Cabecera y pie (user)"/>
+  <w:style w:type="paragraph" w:styleId="Cabeceraypie">
+    <w:name w:val="Cabecera y pie"/>
     <w:basedOn w:val="Normal"/>
     <w:qFormat/>
     <w:pPr/>
@@ -2944,6 +2937,13 @@
       <w:lang w:val="es-CO" w:eastAsia="es-CO" w:bidi="ar-SA"/>
     </w:rPr>
   </w:style>
+  <w:style w:type="paragraph" w:styleId="Contenidodelmarcouser">
+    <w:name w:val="Contenido del marco (user)"/>
+    <w:basedOn w:val="Normal"/>
+    <w:qFormat/>
+    <w:pPr/>
+    <w:rPr/>
+  </w:style>
   <w:style w:type="paragraph" w:styleId="Contenidodelmarco">
     <w:name w:val="Contenido del marco"/>
     <w:basedOn w:val="Normal"/>
@@ -2951,15 +2951,8 @@
     <w:pPr/>
     <w:rPr/>
   </w:style>
-  <w:style w:type="paragraph" w:styleId="Contenidodelmarcouser">
-    <w:name w:val="Contenido del marco (user)"/>
-    <w:basedOn w:val="Normal"/>
-    <w:qFormat/>
-    <w:pPr/>
-    <w:rPr/>
-  </w:style>
-  <w:style w:type="numbering" w:styleId="Ningunalista" w:default="1">
-    <w:name w:val="Ninguna lista"/>
+  <w:style w:type="numbering" w:styleId="Ningunalistauser" w:default="1">
+    <w:name w:val="Ninguna lista (user)"/>
     <w:uiPriority w:val="99"/>
     <w:semiHidden/>
     <w:unhideWhenUsed/>
